--- a/docs/示例-批改稿.docx
+++ b/docs/示例-批改稿.docx
@@ -12,15 +12,16 @@
         <w:rPr>
           <w:rFonts w:ascii="Times New Roman" w:hAnsi="Times New Roman" w:eastAsia="宋体" w:cs="Times New Roman"/>
           <w:b/>
+          <w:i w:val="0"/>
           <w:color w:val="000000"/>
           <w:sz w:val="28"/>
         </w:rPr>
-        <w:t>高三英语写作训练《AI 时代的语言学习》批改与升格</w:t>
+        <w:t>高三英语写作训练《AI 时代的语言学习》批改与升格（终稿版）</w:t>
       </w:r>
     </w:p>
     <w:p>
       <w:pPr>
-        <w:spacing w:before="120" w:after="80" w:line="276" w:lineRule="auto"/>
+        <w:spacing w:before="0" w:after="0" w:line="276" w:lineRule="auto"/>
         <w:ind w:firstLine="0"/>
         <w:jc w:val="center"/>
       </w:pPr>
@@ -28,6 +29,7 @@
         <w:rPr>
           <w:rFonts w:ascii="Times New Roman" w:hAnsi="Times New Roman" w:eastAsia="宋体" w:cs="Times New Roman"/>
           <w:b w:val="0"/>
+          <w:i/>
           <w:color w:val="000000"/>
           <w:sz w:val="18"/>
         </w:rPr>
@@ -36,7 +38,7 @@
     </w:p>
     <w:p>
       <w:pPr>
-        <w:spacing w:before="120" w:after="0" w:line="276" w:lineRule="auto"/>
+        <w:spacing w:before="160" w:after="0" w:line="276" w:lineRule="auto"/>
         <w:ind w:firstLine="0"/>
         <w:jc w:val="left"/>
       </w:pPr>
@@ -44,6 +46,7 @@
         <w:rPr>
           <w:rFonts w:ascii="Times New Roman" w:hAnsi="Times New Roman" w:eastAsia="宋体" w:cs="Times New Roman"/>
           <w:b/>
+          <w:i w:val="0"/>
           <w:color w:val="000000"/>
           <w:sz w:val="24"/>
         </w:rPr>
@@ -53,13 +56,14 @@
     <w:p>
       <w:pPr>
         <w:spacing w:before="0" w:after="0" w:line="276" w:lineRule="auto"/>
-        <w:ind w:firstLine="0"/>
+        <w:ind w:firstLine="240"/>
         <w:jc w:val="both"/>
       </w:pPr>
       <w:r>
         <w:rPr>
           <w:rFonts w:ascii="Times New Roman" w:hAnsi="Times New Roman" w:eastAsia="宋体" w:cs="Times New Roman"/>
           <w:b w:val="0"/>
+          <w:i w:val="0"/>
           <w:color w:val="000000"/>
           <w:sz w:val="21"/>
         </w:rPr>
@@ -69,13 +73,14 @@
     <w:p>
       <w:pPr>
         <w:spacing w:before="0" w:after="0" w:line="276" w:lineRule="auto"/>
-        <w:ind w:firstLine="0"/>
+        <w:ind w:firstLine="240"/>
         <w:jc w:val="both"/>
       </w:pPr>
       <w:r>
         <w:rPr>
           <w:rFonts w:ascii="Times New Roman" w:hAnsi="Times New Roman" w:eastAsia="宋体" w:cs="Times New Roman"/>
           <w:b w:val="0"/>
+          <w:i w:val="0"/>
           <w:color w:val="000000"/>
           <w:sz w:val="21"/>
         </w:rPr>
@@ -85,13 +90,14 @@
     <w:p>
       <w:pPr>
         <w:spacing w:before="0" w:after="0" w:line="276" w:lineRule="auto"/>
-        <w:ind w:firstLine="0"/>
+        <w:ind w:firstLine="240"/>
         <w:jc w:val="both"/>
       </w:pPr>
       <w:r>
         <w:rPr>
           <w:rFonts w:ascii="Times New Roman" w:hAnsi="Times New Roman" w:eastAsia="宋体" w:cs="Times New Roman"/>
           <w:b w:val="0"/>
+          <w:i w:val="0"/>
           <w:color w:val="000000"/>
           <w:sz w:val="21"/>
         </w:rPr>
@@ -101,13 +107,14 @@
     <w:p>
       <w:pPr>
         <w:spacing w:before="0" w:after="0" w:line="276" w:lineRule="auto"/>
-        <w:ind w:firstLine="0"/>
+        <w:ind w:firstLine="240"/>
         <w:jc w:val="both"/>
       </w:pPr>
       <w:r>
         <w:rPr>
           <w:rFonts w:ascii="Times New Roman" w:hAnsi="Times New Roman" w:eastAsia="宋体" w:cs="Times New Roman"/>
           <w:b w:val="0"/>
+          <w:i w:val="0"/>
           <w:color w:val="000000"/>
           <w:sz w:val="21"/>
         </w:rPr>
@@ -117,22 +124,24 @@
     <w:p>
       <w:pPr>
         <w:spacing w:before="0" w:after="0" w:line="276" w:lineRule="auto"/>
-        <w:ind w:firstLine="0"/>
+        <w:ind w:firstLine="240"/>
         <w:jc w:val="both"/>
       </w:pPr>
       <w:r>
         <w:rPr>
           <w:rFonts w:ascii="Times New Roman" w:hAnsi="Times New Roman" w:eastAsia="宋体" w:cs="Times New Roman"/>
           <w:b w:val="0"/>
+          <w:i w:val="0"/>
           <w:color w:val="000000"/>
           <w:sz w:val="21"/>
         </w:rPr>
         <w:t>2. 你的理由</w:t>
       </w:r>
     </w:p>
+    <w:p/>
     <w:p>
       <w:pPr>
-        <w:spacing w:before="120" w:after="0" w:line="276" w:lineRule="auto"/>
+        <w:spacing w:before="160" w:after="0" w:line="276" w:lineRule="auto"/>
         <w:ind w:firstLine="0"/>
         <w:jc w:val="left"/>
       </w:pPr>
@@ -140,6 +149,7 @@
         <w:rPr>
           <w:rFonts w:ascii="Times New Roman" w:hAnsi="Times New Roman" w:eastAsia="宋体" w:cs="Times New Roman"/>
           <w:b/>
+          <w:i w:val="0"/>
           <w:color w:val="000000"/>
           <w:sz w:val="24"/>
         </w:rPr>
@@ -156,6 +166,7 @@
         <w:rPr>
           <w:rFonts w:ascii="Times New Roman" w:hAnsi="Times New Roman" w:eastAsia="宋体" w:cs="Times New Roman"/>
           <w:b w:val="0"/>
+          <w:i w:val="0"/>
           <w:color w:val="000000"/>
           <w:sz w:val="21"/>
         </w:rPr>
@@ -172,6 +183,7 @@
         <w:rPr>
           <w:rFonts w:ascii="Times New Roman" w:hAnsi="Times New Roman" w:eastAsia="宋体" w:cs="Times New Roman"/>
           <w:b w:val="0"/>
+          <w:i w:val="0"/>
           <w:color w:val="000000"/>
           <w:sz w:val="21"/>
         </w:rPr>
@@ -188,10 +200,28 @@
         <w:rPr>
           <w:rFonts w:ascii="Times New Roman" w:hAnsi="Times New Roman" w:eastAsia="宋体" w:cs="Times New Roman"/>
           <w:b w:val="0"/>
+          <w:i w:val="0"/>
           <w:color w:val="000000"/>
           <w:sz w:val="21"/>
         </w:rPr>
         <w:t>Firstly, despite the significant strides in AI translation technology, it still lack of ability to capture the emotion.</w:t>
+      </w:r>
+    </w:p>
+    <w:p>
+      <w:pPr>
+        <w:spacing w:before="0" w:after="0" w:line="276" w:lineRule="auto"/>
+        <w:ind w:firstLine="240"/>
+        <w:jc w:val="both"/>
+      </w:pPr>
+      <w:r>
+        <w:rPr>
+          <w:rFonts w:ascii="Times New Roman" w:hAnsi="Times New Roman" w:eastAsia="宋体" w:cs="Times New Roman"/>
+          <w:b w:val="0"/>
+          <w:i w:val="0"/>
+          <w:color w:val="000000"/>
+          <w:sz w:val="21"/>
+        </w:rPr>
+        <w:t>Yours sincerely,</w:t>
       </w:r>
     </w:p>
     <w:p>
@@ -204,15 +234,17 @@
         <w:rPr>
           <w:rFonts w:ascii="Times New Roman" w:hAnsi="Times New Roman" w:eastAsia="宋体" w:cs="Times New Roman"/>
           <w:b w:val="0"/>
+          <w:i/>
           <w:color w:val="000000"/>
           <w:sz w:val="18"/>
         </w:rPr>
-        <w:t>（正文共 32 词；手写原文完整转录，保留原有语言表达与错误；全文无结束语与署名。）</w:t>
+        <w:t>（正文共 34 词；手写原文完整转录，保留原有语言表达与错误；全文无署名。）</w:t>
       </w:r>
     </w:p>
+    <w:p/>
     <w:p>
       <w:pPr>
-        <w:spacing w:before="120" w:after="0" w:line="276" w:lineRule="auto"/>
+        <w:spacing w:before="160" w:after="0" w:line="276" w:lineRule="auto"/>
         <w:ind w:firstLine="0"/>
         <w:jc w:val="left"/>
       </w:pPr>
@@ -220,6 +252,7 @@
         <w:rPr>
           <w:rFonts w:ascii="Times New Roman" w:hAnsi="Times New Roman" w:eastAsia="宋体" w:cs="Times New Roman"/>
           <w:b/>
+          <w:i w:val="0"/>
           <w:color w:val="000000"/>
           <w:sz w:val="24"/>
         </w:rPr>
@@ -236,6 +269,7 @@
         <w:rPr>
           <w:rFonts w:ascii="Times New Roman" w:hAnsi="Times New Roman" w:eastAsia="宋体" w:cs="Times New Roman"/>
           <w:b w:val="0"/>
+          <w:i/>
           <w:color w:val="000000"/>
           <w:sz w:val="18"/>
         </w:rPr>
@@ -252,6 +286,7 @@
         <w:rPr>
           <w:rFonts w:ascii="Times New Roman" w:hAnsi="Times New Roman" w:eastAsia="宋体" w:cs="Times New Roman"/>
           <w:b w:val="0"/>
+          <w:i/>
           <w:color w:val="000000"/>
           <w:sz w:val="18"/>
         </w:rPr>
@@ -268,6 +303,7 @@
         <w:rPr>
           <w:rFonts w:ascii="Times New Roman" w:hAnsi="Times New Roman" w:eastAsia="宋体" w:cs="Times New Roman"/>
           <w:b/>
+          <w:i w:val="0"/>
           <w:color w:val="000000"/>
           <w:sz w:val="22"/>
         </w:rPr>
@@ -284,6 +320,16 @@
         <w:rPr>
           <w:rFonts w:ascii="Times New Roman" w:hAnsi="Times New Roman" w:eastAsia="宋体" w:cs="Times New Roman"/>
           <w:b w:val="0"/>
+          <w:i w:val="0"/>
+          <w:color w:val="000000"/>
+          <w:sz w:val="21"/>
+        </w:rPr>
+      </w:r>
+      <w:r>
+        <w:rPr>
+          <w:rFonts w:ascii="Times New Roman" w:hAnsi="Times New Roman" w:eastAsia="宋体" w:cs="Times New Roman"/>
+          <w:b w:val="0"/>
+          <w:i w:val="0"/>
           <w:color w:val="000000"/>
           <w:sz w:val="21"/>
         </w:rPr>
@@ -293,6 +339,7 @@
         <w:rPr>
           <w:rFonts w:ascii="Times New Roman" w:hAnsi="Times New Roman" w:eastAsia="宋体" w:cs="Times New Roman"/>
           <w:b w:val="0"/>
+          <w:i w:val="0"/>
           <w:color w:val="FF0000"/>
           <w:sz w:val="21"/>
         </w:rPr>
@@ -302,10 +349,57 @@
         <w:rPr>
           <w:rFonts w:ascii="Times New Roman" w:hAnsi="Times New Roman" w:eastAsia="宋体" w:cs="Times New Roman"/>
           <w:b w:val="0"/>
+          <w:i w:val="0"/>
           <w:color w:val="000000"/>
           <w:sz w:val="21"/>
         </w:rPr>
-        <w:t xml:space="preserve"> to capture the emotion.　→　修改为：it still fails to capture the emotion.</w:t>
+        <w:t xml:space="preserve"> to capture the emotion.　→　修改为：it still fails to capture the emotion.　说明：① lack 是名词/动词，不能接 of ability 作谓语；② still 后需实义动词，改为 fails to capture。</w:t>
+      </w:r>
+    </w:p>
+    <w:p>
+      <w:pPr>
+        <w:spacing w:before="0" w:after="0" w:line="276" w:lineRule="auto"/>
+        <w:ind w:firstLine="240"/>
+        <w:jc w:val="both"/>
+      </w:pPr>
+      <w:r>
+        <w:rPr>
+          <w:rFonts w:ascii="Times New Roman" w:hAnsi="Times New Roman" w:eastAsia="宋体" w:cs="Times New Roman"/>
+          <w:b w:val="0"/>
+          <w:i w:val="0"/>
+          <w:color w:val="000000"/>
+          <w:sz w:val="21"/>
+        </w:rPr>
+      </w:r>
+      <w:r>
+        <w:rPr>
+          <w:rFonts w:ascii="Times New Roman" w:hAnsi="Times New Roman" w:eastAsia="宋体" w:cs="Times New Roman"/>
+          <w:b w:val="0"/>
+          <w:i w:val="0"/>
+          <w:color w:val="000000"/>
+          <w:sz w:val="21"/>
+        </w:rPr>
+        <w:t xml:space="preserve">纠2·用词过重　I'm </w:t>
+      </w:r>
+      <w:r>
+        <w:rPr>
+          <w:rFonts w:ascii="Times New Roman" w:hAnsi="Times New Roman" w:eastAsia="宋体" w:cs="Times New Roman"/>
+          <w:b w:val="0"/>
+          <w:i w:val="0"/>
+          <w:color w:val="FF0000"/>
+          <w:sz w:val="21"/>
+        </w:rPr>
+        <w:t>thrilled</w:t>
+      </w:r>
+      <w:r>
+        <w:rPr>
+          <w:rFonts w:ascii="Times New Roman" w:hAnsi="Times New Roman" w:eastAsia="宋体" w:cs="Times New Roman"/>
+          <w:b w:val="0"/>
+          <w:i w:val="0"/>
+          <w:color w:val="000000"/>
+          <w:sz w:val="21"/>
+        </w:rPr>
+        <w:t xml:space="preserve"> to hear about your interest in learning Chinese.　→　修改为：I'm delighted to hear about your interest in learning Chinese.　说明：thrilled 意为“极其兴奋”，朋友只是说想学语言，语域过重，改用 delighted 更贴合书信分寸。</w:t>
       </w:r>
     </w:p>
     <w:p>
@@ -318,6 +412,7 @@
         <w:rPr>
           <w:rFonts w:ascii="Times New Roman" w:hAnsi="Times New Roman" w:eastAsia="宋体" w:cs="Times New Roman"/>
           <w:b/>
+          <w:i w:val="0"/>
           <w:color w:val="000000"/>
           <w:sz w:val="22"/>
         </w:rPr>
@@ -334,12 +429,14 @@
         <w:rPr>
           <w:rFonts w:ascii="Times New Roman" w:hAnsi="Times New Roman" w:eastAsia="宋体" w:cs="Times New Roman"/>
           <w:b w:val="0"/>
+          <w:i w:val="0"/>
           <w:color w:val="000000"/>
           <w:sz w:val="21"/>
         </w:rPr>
-        <w:t>意1·给“AI 翻不出的东西”一个具体例证　位置：第二段，emotion 之后。　增加：Take the word “homesick”: no engine can tell you why it stings.</w:t>
+        <w:t>意1·给“AI 翻不出的东西”一个具体例证　位置：第二段，capture the emotion 之后。　增加：Take the word “homesick”: no engine can tell you why it stings.　说明：原文只有论断没有例证，补一个具体词例，扣住“语言承载情感”这一理由。</w:t>
       </w:r>
     </w:p>
+    <w:p/>
     <w:p>
       <w:pPr>
         <w:spacing w:before="160" w:after="0" w:line="276" w:lineRule="auto"/>
@@ -350,6 +447,7 @@
         <w:rPr>
           <w:rFonts w:ascii="Times New Roman" w:hAnsi="Times New Roman" w:eastAsia="宋体" w:cs="Times New Roman"/>
           <w:b/>
+          <w:i w:val="0"/>
           <w:color w:val="000000"/>
           <w:sz w:val="24"/>
         </w:rPr>
@@ -366,10 +464,11 @@
         <w:rPr>
           <w:rFonts w:ascii="Times New Roman" w:hAnsi="Times New Roman" w:eastAsia="宋体" w:cs="Times New Roman"/>
           <w:b w:val="0"/>
+          <w:i/>
           <w:color w:val="000000"/>
           <w:sz w:val="18"/>
         </w:rPr>
-        <w:t>（唯一版本，34 词；每句后小号蓝色〔〕为该句落实的意见编号。）</w:t>
+        <w:t>（唯一版本，38 词；每句后小号蓝色〔〕为该句落实的意见编号。）</w:t>
       </w:r>
     </w:p>
     <w:p>
@@ -382,6 +481,16 @@
         <w:rPr>
           <w:rFonts w:ascii="Times New Roman" w:hAnsi="Times New Roman" w:eastAsia="宋体" w:cs="Times New Roman"/>
           <w:b w:val="0"/>
+          <w:i w:val="0"/>
+          <w:color w:val="000000"/>
+          <w:sz w:val="21"/>
+        </w:rPr>
+      </w:r>
+      <w:r>
+        <w:rPr>
+          <w:rFonts w:ascii="Times New Roman" w:hAnsi="Times New Roman" w:eastAsia="宋体" w:cs="Times New Roman"/>
+          <w:b w:val="0"/>
+          <w:i w:val="0"/>
           <w:color w:val="000000"/>
           <w:sz w:val="21"/>
         </w:rPr>
@@ -398,24 +507,36 @@
         <w:rPr>
           <w:rFonts w:ascii="Times New Roman" w:hAnsi="Times New Roman" w:eastAsia="宋体" w:cs="Times New Roman"/>
           <w:b w:val="0"/>
+          <w:i w:val="0"/>
           <w:color w:val="000000"/>
           <w:sz w:val="21"/>
         </w:rPr>
-        <w:t>I'm delighted to hear that you're planning to learn Chinese.</w:t>
       </w:r>
       <w:r>
         <w:rPr>
           <w:rFonts w:ascii="Times New Roman" w:hAnsi="Times New Roman" w:eastAsia="宋体" w:cs="Times New Roman"/>
           <w:b w:val="0"/>
-          <w:color w:val="1F4E79"/>
-          <w:sz w:val="17"/>
+          <w:i w:val="0"/>
+          <w:color w:val="000000"/>
+          <w:sz w:val="21"/>
         </w:rPr>
-        <w:t>〔纠1〕</w:t>
+        <w:t>I'm delighted to hear about your interest in learning Chinese.</w:t>
       </w:r>
       <w:r>
         <w:rPr>
           <w:rFonts w:ascii="Times New Roman" w:hAnsi="Times New Roman" w:eastAsia="宋体" w:cs="Times New Roman"/>
           <w:b w:val="0"/>
+          <w:i w:val="0"/>
+          <w:color w:val="1F4E79"/>
+          <w:sz w:val="17"/>
+        </w:rPr>
+        <w:t>〔纠2〕</w:t>
+      </w:r>
+      <w:r>
+        <w:rPr>
+          <w:rFonts w:ascii="Times New Roman" w:hAnsi="Times New Roman" w:eastAsia="宋体" w:cs="Times New Roman"/>
+          <w:b w:val="0"/>
+          <w:i w:val="0"/>
           <w:color w:val="000000"/>
           <w:sz w:val="21"/>
         </w:rPr>
@@ -425,10 +546,63 @@
         <w:rPr>
           <w:rFonts w:ascii="Times New Roman" w:hAnsi="Times New Roman" w:eastAsia="宋体" w:cs="Times New Roman"/>
           <w:b w:val="0"/>
+          <w:i w:val="0"/>
           <w:color w:val="1F4E79"/>
           <w:sz w:val="17"/>
         </w:rPr>
-        <w:t>〔意1〕</w:t>
+        <w:t>〔纠1、意1〕</w:t>
+      </w:r>
+    </w:p>
+    <w:p>
+      <w:pPr>
+        <w:spacing w:before="0" w:after="0" w:line="276" w:lineRule="auto"/>
+        <w:ind w:firstLine="240"/>
+        <w:jc w:val="right"/>
+      </w:pPr>
+      <w:r>
+        <w:rPr>
+          <w:rFonts w:ascii="Times New Roman" w:hAnsi="Times New Roman" w:eastAsia="宋体" w:cs="Times New Roman"/>
+          <w:b w:val="0"/>
+          <w:i w:val="0"/>
+          <w:color w:val="000000"/>
+          <w:sz w:val="21"/>
+        </w:rPr>
+        <w:t>Yours sincerely,</w:t>
+      </w:r>
+    </w:p>
+    <w:p>
+      <w:pPr>
+        <w:spacing w:before="0" w:after="0" w:line="276" w:lineRule="auto"/>
+        <w:ind w:firstLine="240"/>
+        <w:jc w:val="right"/>
+      </w:pPr>
+      <w:r>
+        <w:rPr>
+          <w:rFonts w:ascii="Times New Roman" w:hAnsi="Times New Roman" w:eastAsia="宋体" w:cs="Times New Roman"/>
+          <w:b w:val="0"/>
+          <w:i w:val="0"/>
+          <w:color w:val="000000"/>
+          <w:sz w:val="21"/>
+        </w:rPr>
+        <w:t>Li Hua</w:t>
+      </w:r>
+    </w:p>
+    <w:p/>
+    <w:p>
+      <w:pPr>
+        <w:spacing w:before="160" w:after="0" w:line="276" w:lineRule="auto"/>
+        <w:ind w:firstLine="0"/>
+        <w:jc w:val="left"/>
+      </w:pPr>
+      <w:r>
+        <w:rPr>
+          <w:rFonts w:ascii="Times New Roman" w:hAnsi="Times New Roman" w:eastAsia="宋体" w:cs="Times New Roman"/>
+          <w:b/>
+          <w:i w:val="0"/>
+          <w:color w:val="000000"/>
+          <w:sz w:val="24"/>
+        </w:rPr>
+        <w:t>五、参考翻译</w:t>
       </w:r>
     </w:p>
     <w:p>
@@ -441,26 +615,28 @@
         <w:rPr>
           <w:rFonts w:ascii="Times New Roman" w:hAnsi="Times New Roman" w:eastAsia="宋体" w:cs="Times New Roman"/>
           <w:b w:val="0"/>
+          <w:i w:val="0"/>
           <w:color w:val="000000"/>
           <w:sz w:val="21"/>
         </w:rPr>
-        <w:t>Yours sincerely,</w:t>
+        <w:t>亲爱的比尔：很高兴听说你有兴趣学中文。诚然，人工智能翻译进步很大，但它仍然捕捉不到语言里的情感——比如“想家”这个词，任何引擎都说不清它为什么让人心里一紧。</w:t>
       </w:r>
     </w:p>
     <w:p>
       <w:pPr>
-        <w:spacing w:before="0" w:after="0" w:line="276" w:lineRule="auto"/>
-        <w:ind w:firstLine="240"/>
-        <w:jc w:val="both"/>
+        <w:spacing w:before="120" w:after="0" w:line="276" w:lineRule="auto"/>
+        <w:ind w:firstLine="0"/>
+        <w:jc w:val="left"/>
       </w:pPr>
       <w:r>
         <w:rPr>
           <w:rFonts w:ascii="Times New Roman" w:hAnsi="Times New Roman" w:eastAsia="宋体" w:cs="Times New Roman"/>
           <w:b w:val="0"/>
+          <w:i/>
           <w:color w:val="000000"/>
-          <w:sz w:val="21"/>
+          <w:sz w:val="18"/>
         </w:rPr>
-        <w:t>Li Hua</w:t>
+        <w:t>（提示：本稿由电子稿转录。已自动纠正的识别错误：① 原句号后缺空格，终稿已按英文规范补齐。以上均不计为批改意见。）</w:t>
       </w:r>
     </w:p>
     <w:sectPr>

--- a/docs/示例-批改稿.docx
+++ b/docs/示例-批改稿.docx
@@ -21,7 +21,7 @@
     </w:p>
     <w:p>
       <w:pPr>
-        <w:spacing w:before="0" w:after="0" w:line="276" w:lineRule="auto"/>
+        <w:spacing w:before="40" w:after="80" w:line="276" w:lineRule="auto"/>
         <w:ind w:firstLine="0"/>
         <w:jc w:val="center"/>
       </w:pPr>
@@ -56,7 +56,7 @@
     <w:p>
       <w:pPr>
         <w:spacing w:before="0" w:after="0" w:line="276" w:lineRule="auto"/>
-        <w:ind w:firstLine="240"/>
+        <w:ind w:firstLine="0"/>
         <w:jc w:val="both"/>
       </w:pPr>
       <w:r>
@@ -67,13 +67,13 @@
           <w:color w:val="000000"/>
           <w:sz w:val="21"/>
         </w:rPr>
-        <w:t>IV. Guided Writing (25%)</w:t>
+        <w:t>Guided Writing</w:t>
       </w:r>
     </w:p>
     <w:p>
       <w:pPr>
         <w:spacing w:before="0" w:after="0" w:line="276" w:lineRule="auto"/>
-        <w:ind w:firstLine="240"/>
+        <w:ind w:firstLine="0"/>
         <w:jc w:val="both"/>
       </w:pPr>
       <w:r>
@@ -153,7 +153,7 @@
           <w:color w:val="000000"/>
           <w:sz w:val="24"/>
         </w:rPr>
-        <w:t>二、学生作文（手写原文完整转录，保留原有语言表达与错误）</w:t>
+        <w:t>二、学生作文（原文完整转录，保留原有语言表达与错误）</w:t>
       </w:r>
     </w:p>
     <w:p>
@@ -238,7 +238,7 @@
           <w:color w:val="000000"/>
           <w:sz w:val="18"/>
         </w:rPr>
-        <w:t>（正文共 34 词；手写原文完整转录，保留原有语言表达与错误；全文无署名。）</w:t>
+        <w:t>（正文共 34 词；全文无署名。）</w:t>
       </w:r>
     </w:p>
     <w:p/>
@@ -402,6 +402,7 @@
         <w:t xml:space="preserve"> to hear about your interest in learning Chinese.　→　修改为：I'm delighted to hear about your interest in learning Chinese.　说明：thrilled 意为“极其兴奋”，朋友只是说想学语言，语域过重，改用 delighted 更贴合书信分寸。</w:t>
       </w:r>
     </w:p>
+    <w:p/>
     <w:p>
       <w:pPr>
         <w:spacing w:before="120" w:after="0" w:line="276" w:lineRule="auto"/>
@@ -608,6 +609,23 @@
     <w:p>
       <w:pPr>
         <w:spacing w:before="0" w:after="0" w:line="276" w:lineRule="auto"/>
+        <w:ind w:firstLine="0"/>
+        <w:jc w:val="left"/>
+      </w:pPr>
+      <w:r>
+        <w:rPr>
+          <w:rFonts w:ascii="Times New Roman" w:hAnsi="Times New Roman" w:eastAsia="宋体" w:cs="Times New Roman"/>
+          <w:b w:val="0"/>
+          <w:i/>
+          <w:color w:val="000000"/>
+          <w:sz w:val="18"/>
+        </w:rPr>
+        <w:t>（终稿的中文译文，仅供理解改后大意，不作批改依据。）</w:t>
+      </w:r>
+    </w:p>
+    <w:p>
+      <w:pPr>
+        <w:spacing w:before="0" w:after="0" w:line="276" w:lineRule="auto"/>
         <w:ind w:firstLine="240"/>
         <w:jc w:val="both"/>
       </w:pPr>
@@ -624,7 +642,7 @@
     </w:p>
     <w:p>
       <w:pPr>
-        <w:spacing w:before="120" w:after="0" w:line="276" w:lineRule="auto"/>
+        <w:spacing w:before="160" w:after="0" w:line="276" w:lineRule="auto"/>
         <w:ind w:firstLine="0"/>
         <w:jc w:val="left"/>
       </w:pPr>
